--- a/admin/tpl/contrato-oposicao.docx
+++ b/admin/tpl/contrato-oposicao.docx
@@ -1635,7 +1635,7 @@
     <w:p>
       <w:pPr>
         <w:jc w:val="center"/>
-        <w:spacing w:after="60" w:line="276" w:lineRule="auto"/>
+        <w:spacing w:after="480" w:line="276" w:lineRule="auto"/>
       </w:pPr>
       <w:r>
         <w:rPr>
@@ -1701,7 +1701,7 @@
     <w:p>
       <w:pPr>
         <w:jc w:val="center"/>
-        <w:spacing w:after="60" w:line="276" w:lineRule="auto"/>
+        <w:spacing w:after="480" w:line="276" w:lineRule="auto"/>
       </w:pPr>
       <w:r>
         <w:rPr>

--- a/admin/tpl/contrato-oposicao.docx
+++ b/admin/tpl/contrato-oposicao.docx
@@ -1635,7 +1635,7 @@
     <w:p>
       <w:pPr>
         <w:jc w:val="center"/>
-        <w:spacing w:after="480" w:line="276" w:lineRule="auto"/>
+        <w:spacing w:after="800" w:line="276" w:lineRule="auto"/>
       </w:pPr>
       <w:r>
         <w:rPr>
@@ -1701,7 +1701,7 @@
     <w:p>
       <w:pPr>
         <w:jc w:val="center"/>
-        <w:spacing w:after="480" w:line="276" w:lineRule="auto"/>
+        <w:spacing w:after="800" w:line="276" w:lineRule="auto"/>
       </w:pPr>
       <w:r>
         <w:rPr>
